--- a/t30_s4.docx
+++ b/t30_s4.docx
@@ -3,2168 +3,998 @@
 <w:document xmlns:wpc="http://schemas.microsoft.com/office/word/2010/wordprocessingCanvas" xmlns:mo="http://schemas.microsoft.com/office/mac/office/2008/main" xmlns:mc="http://schemas.openxmlformats.org/markup-compatibility/2006" xmlns:mv="urn:schemas-microsoft-com:mac:vml" xmlns:o="urn:schemas-microsoft-com:office:office" xmlns:r="http://schemas.openxmlformats.org/officeDocument/2006/relationships" xmlns:m="http://schemas.openxmlformats.org/officeDocument/2006/math" xmlns:v="urn:schemas-microsoft-com:vml" xmlns:wp14="http://schemas.microsoft.com/office/word/2010/wordprocessingDrawing" xmlns:wp="http://schemas.openxmlformats.org/drawingml/2006/wordprocessingDrawing" xmlns:w10="urn:schemas-microsoft-com:office:word" xmlns:w="http://schemas.openxmlformats.org/wordprocessingml/2006/main" xmlns:w14="http://schemas.microsoft.com/office/word/2010/wordml" xmlns:wpg="http://schemas.microsoft.com/office/word/2010/wordprocessingGroup" xmlns:wpi="http://schemas.microsoft.com/office/word/2010/wordprocessingInk" xmlns:wne="http://schemas.microsoft.com/office/word/2006/wordml" xmlns:wps="http://schemas.microsoft.com/office/word/2010/wordprocessingShape" mc:Ignorable="w14 wp14">
   <w:body>
     <w:p>
-      <w:pPr>
-        <w:spacing w:after="20" w:before="120"/>
-      </w:pPr>
       <w:r>
-        <w:rPr>
-          <w:b/>
-          <w:sz w:val="22"/>
-        </w:rPr>
-        <w:t>Question: A patient presenting the signs and symptoms of persecution, suspiciousness, lack of insight may be having?</w:t>
+        <w:t xml:space="preserve">Question: A client at 34 weeks gestation is experiencing preterm labor. Which medication would the nurse expect to be administered to stop uterine contractions?</w:t>
       </w:r>
     </w:p>
     <w:p>
-      <w:pPr>
-        <w:spacing w:after="0" w:before="0"/>
-      </w:pPr>
       <w:r>
-        <w:rPr>
-          <w:b w:val="0"/>
-          <w:sz w:val="22"/>
-        </w:rPr>
-        <w:t>(a) Undifferentiated Schizophrenia</w:t>
+        <w:t xml:space="preserve">(a) Terbutaline or nifedipine (tocolytic)</w:t>
       </w:r>
     </w:p>
     <w:p>
-      <w:pPr>
-        <w:spacing w:after="0" w:before="0"/>
-      </w:pPr>
       <w:r>
-        <w:rPr>
-          <w:b w:val="0"/>
-          <w:sz w:val="22"/>
-        </w:rPr>
-        <w:t>(b) Hebephrenic Schizophrenia</w:t>
+        <w:t xml:space="preserve">(b) Oxytocin</w:t>
       </w:r>
     </w:p>
     <w:p>
-      <w:pPr>
-        <w:spacing w:after="0" w:before="0"/>
-      </w:pPr>
       <w:r>
-        <w:rPr>
-          <w:b w:val="0"/>
-          <w:sz w:val="22"/>
-        </w:rPr>
-        <w:t>(c) Simple Schizophrenia</w:t>
+        <w:t xml:space="preserve">(c) Magnesium sulfate is not a tocolytic</w:t>
       </w:r>
     </w:p>
     <w:p>
-      <w:pPr>
-        <w:spacing w:after="0" w:before="0"/>
-      </w:pPr>
       <w:r>
-        <w:rPr>
-          <w:b w:val="0"/>
-          <w:sz w:val="22"/>
-        </w:rPr>
-        <w:t>(d) Paranoid Schizophrenia</w:t>
+        <w:t xml:space="preserve">(d) Ergonovine</w:t>
       </w:r>
     </w:p>
     <w:p>
-      <w:pPr>
-        <w:spacing w:after="0" w:before="40"/>
-      </w:pPr>
       <w:r>
-        <w:rPr>
-          <w:b/>
-          <w:sz w:val="22"/>
-        </w:rPr>
-        <w:t>Answer: d</w:t>
+        <w:t xml:space="preserve">Answer: a</w:t>
       </w:r>
     </w:p>
     <w:p>
-      <w:pPr>
-        <w:spacing w:after="0" w:before="0"/>
-      </w:pPr>
       <w:r>
-        <w:rPr>
-          <w:b w:val="0"/>
-          <w:sz w:val="21"/>
-        </w:rPr>
-        <w:t>Solution: Paranoid schizophrenia is characterized by persecutory delusions, marked suspiciousness and lack of insight, with relatively preserved cognition and affect.</w:t>
+        <w:t xml:space="preserve">Solution: Tocolytic agents such as terbutaline (beta-agonist) and nifedipine (calcium channel blocker) relax uterine muscle to halt preterm labor. Oxytocin and ergonovine stimulate contractions.</w:t>
       </w:r>
     </w:p>
     <w:p>
-      <w:pPr>
-        <w:spacing w:after="0" w:before="0"/>
-      </w:pPr>
       <w:r>
-        <w:rPr>
-          <w:b w:val="0"/>
-          <w:sz w:val="20"/>
-        </w:rPr>
-        <w:t>Positive Marks: 1</w:t>
+        <w:t xml:space="preserve">Positive Marks: 1</w:t>
       </w:r>
     </w:p>
     <w:p>
-      <w:pPr>
-        <w:spacing w:after="160" w:before="0"/>
-      </w:pPr>
       <w:r>
-        <w:rPr>
-          <w:b w:val="0"/>
-          <w:sz w:val="20"/>
-        </w:rPr>
-        <w:t>Negative Marks: 0.25</w:t>
+        <w:t xml:space="preserve">Negative Marks: 0.25</w:t>
       </w:r>
     </w:p>
     <w:p>
-      <w:pPr>
-        <w:spacing w:after="20" w:before="120"/>
-      </w:pPr>
       <w:r>
-        <w:rPr>
-          <w:b/>
-          <w:sz w:val="22"/>
-        </w:rPr>
-        <w:t>Question: A client with type 1 diabetes mellitus is found unresponsive in bed. What is the nurse's FIRST action?</w:t>
+        <w:t xml:space="preserve"/>
       </w:r>
     </w:p>
     <w:p>
-      <w:pPr>
-        <w:spacing w:after="0" w:before="0"/>
-      </w:pPr>
       <w:r>
-        <w:rPr>
-          <w:b w:val="0"/>
-          <w:sz w:val="22"/>
-        </w:rPr>
-        <w:t>(a) Notify the health care provider</w:t>
+        <w:t xml:space="preserve">Question: A client with Rh-negative blood is pregnant with an Rh-positive fetus. To prevent Rh isoimmunization, the nurse expects the client to receive:</w:t>
       </w:r>
     </w:p>
     <w:p>
-      <w:pPr>
-        <w:spacing w:after="0" w:before="0"/>
-      </w:pPr>
       <w:r>
-        <w:rPr>
-          <w:b w:val="0"/>
-          <w:sz w:val="22"/>
-        </w:rPr>
-        <w:t>(b) Administer 50% dextrose IV</w:t>
+        <w:t xml:space="preserve">(a) Rh immune globulin (RhoGAM) at 28 weeks and within 72 hours after delivery</w:t>
       </w:r>
     </w:p>
     <w:p>
-      <w:pPr>
-        <w:spacing w:after="0" w:before="0"/>
-      </w:pPr>
       <w:r>
-        <w:rPr>
-          <w:b w:val="0"/>
-          <w:sz w:val="22"/>
-        </w:rPr>
-        <w:t>(c) Give glucagon IM</w:t>
+        <w:t xml:space="preserve">(b) Rh immune globulin only after delivery</w:t>
       </w:r>
     </w:p>
     <w:p>
-      <w:pPr>
-        <w:spacing w:after="0" w:before="0"/>
-      </w:pPr>
       <w:r>
-        <w:rPr>
-          <w:b w:val="0"/>
-          <w:sz w:val="22"/>
-        </w:rPr>
-        <w:t>(d) Check the blood glucose level</w:t>
+        <w:t xml:space="preserve">(c) A blood transfusion</w:t>
       </w:r>
     </w:p>
     <w:p>
-      <w:pPr>
-        <w:spacing w:after="0" w:before="40"/>
-      </w:pPr>
       <w:r>
-        <w:rPr>
-          <w:b/>
-          <w:sz w:val="22"/>
-        </w:rPr>
-        <w:t>Answer: d</w:t>
+        <w:t xml:space="preserve">(d) Oral iron supplements</w:t>
       </w:r>
     </w:p>
     <w:p>
-      <w:pPr>
-        <w:spacing w:after="0" w:before="0"/>
-      </w:pPr>
       <w:r>
-        <w:rPr>
-          <w:b w:val="0"/>
-          <w:sz w:val="21"/>
-        </w:rPr>
-        <w:t>Solution: An unresponsive diabetic client must be assumed hypoglycemic until proven otherwise; the first action is to confirm the blood glucose level before treating.</w:t>
+        <w:t xml:space="preserve">Answer: a</w:t>
       </w:r>
     </w:p>
     <w:p>
-      <w:pPr>
-        <w:spacing w:after="0" w:before="0"/>
-      </w:pPr>
       <w:r>
-        <w:rPr>
-          <w:b w:val="0"/>
-          <w:sz w:val="20"/>
-        </w:rPr>
-        <w:t>Positive Marks: 1</w:t>
+        <w:t xml:space="preserve">Solution: RhoGAM is given to Rh-negative mothers at 28 weeks gestation and within 72 hours of delivery of an Rh-positive infant to prevent sensitization and hemolytic disease of the newborn in future pregnancies.</w:t>
       </w:r>
     </w:p>
     <w:p>
-      <w:pPr>
-        <w:spacing w:after="160" w:before="0"/>
-      </w:pPr>
       <w:r>
-        <w:rPr>
-          <w:b w:val="0"/>
-          <w:sz w:val="20"/>
-        </w:rPr>
-        <w:t>Negative Marks: 0.25</w:t>
+        <w:t xml:space="preserve">Positive Marks: 1</w:t>
       </w:r>
     </w:p>
     <w:p>
-      <w:pPr>
-        <w:spacing w:after="20" w:before="120"/>
-      </w:pPr>
       <w:r>
-        <w:rPr>
-          <w:b/>
-          <w:sz w:val="22"/>
-        </w:rPr>
-        <w:t>Question: In which of the following vaccine, cold chain must be maintained?</w:t>
+        <w:t xml:space="preserve">Negative Marks: 0.25</w:t>
       </w:r>
     </w:p>
     <w:p>
-      <w:pPr>
-        <w:spacing w:after="0" w:before="0"/>
-      </w:pPr>
       <w:r>
-        <w:rPr>
-          <w:b w:val="0"/>
-          <w:sz w:val="22"/>
-        </w:rPr>
-        <w:t>(a) Toxoids</w:t>
+        <w:t xml:space="preserve"/>
       </w:r>
     </w:p>
     <w:p>
-      <w:pPr>
-        <w:spacing w:after="0" w:before="0"/>
-      </w:pPr>
       <w:r>
-        <w:rPr>
-          <w:b w:val="0"/>
-          <w:sz w:val="22"/>
-        </w:rPr>
-        <w:t>(b) Killed vaccine</w:t>
+        <w:t xml:space="preserve">Question: A newborn is 5 minutes old and has a heart rate of 110, a strong cry, some flexion of extremities, a vigorous cry when stimulated, and a pink body with blue extremities. The nurse calculates the Apgar score as:</w:t>
       </w:r>
     </w:p>
     <w:p>
-      <w:pPr>
-        <w:spacing w:after="0" w:before="0"/>
-      </w:pPr>
       <w:r>
-        <w:rPr>
-          <w:b w:val="0"/>
-          <w:sz w:val="22"/>
-        </w:rPr>
-        <w:t>(c) Live vaccine</w:t>
+        <w:t xml:space="preserve">(a) 8</w:t>
       </w:r>
     </w:p>
     <w:p>
-      <w:pPr>
-        <w:spacing w:after="0" w:before="0"/>
-      </w:pPr>
       <w:r>
-        <w:rPr>
-          <w:b w:val="0"/>
-          <w:sz w:val="22"/>
-        </w:rPr>
-        <w:t>(d) Serums</w:t>
+        <w:t xml:space="preserve">(b) 5</w:t>
       </w:r>
     </w:p>
     <w:p>
-      <w:pPr>
-        <w:spacing w:after="0" w:before="40"/>
-      </w:pPr>
       <w:r>
-        <w:rPr>
-          <w:b/>
-          <w:sz w:val="22"/>
-        </w:rPr>
-        <w:t>Answer: c</w:t>
+        <w:t xml:space="preserve">(c) 9</w:t>
       </w:r>
     </w:p>
     <w:p>
-      <w:pPr>
-        <w:spacing w:after="0" w:before="0"/>
-      </w:pPr>
       <w:r>
-        <w:rPr>
-          <w:b w:val="0"/>
-          <w:sz w:val="21"/>
-        </w:rPr>
-        <w:t>Solution: In the case of live vaccines, the cold chain must be maintained. Live vaccines contain live attenuated or weakened forms of the pathogens they protect against. Examples of live vaccines include the measles, mumps, and rubella (MMR) vaccine, the oral polio vaccine (OPV), and the yellow fever vaccine. These vaccines are sensitive to heat and can lose their potency if not stored and transported within specific temperature ranges. The cold chain refers to the system of temperature control from the point of manufacture to the point of administration. It involves refrigeration and the use of temperature- monitoring equipment to ensure the vaccines remain viable and effective. "Vaccines</w:t>
+        <w:t xml:space="preserve">(d) 6</w:t>
       </w:r>
     </w:p>
     <w:p>
-      <w:pPr>
-        <w:spacing w:after="0" w:before="0"/>
-      </w:pPr>
       <w:r>
-        <w:rPr>
-          <w:b w:val="0"/>
-          <w:sz w:val="20"/>
-        </w:rPr>
-        <w:t>Positive Marks: 1</w:t>
+        <w:t xml:space="preserve">Answer: a</w:t>
       </w:r>
     </w:p>
     <w:p>
-      <w:pPr>
-        <w:spacing w:after="160" w:before="0"/>
-      </w:pPr>
       <w:r>
-        <w:rPr>
-          <w:b w:val="0"/>
-          <w:sz w:val="20"/>
-        </w:rPr>
-        <w:t>Negative Marks: 0.25</w:t>
+        <w:t xml:space="preserve">Solution: Heart rate &gt;100 = 2; strong cry = 2; some flexion of extremities = 1; vigorous cry on stimulation = 2; body pink with blue extremities = 1. Total = 2+2+1+2+1 = 8.</w:t>
       </w:r>
     </w:p>
     <w:p>
-      <w:pPr>
-        <w:spacing w:after="20" w:before="120"/>
-      </w:pPr>
       <w:r>
-        <w:rPr>
-          <w:b/>
-          <w:sz w:val="22"/>
-        </w:rPr>
-        <w:t>Question: The earliest symptom of Hyponatremia is:</w:t>
+        <w:t xml:space="preserve">Positive Marks: 1</w:t>
       </w:r>
     </w:p>
     <w:p>
-      <w:pPr>
-        <w:spacing w:after="0" w:before="0"/>
-      </w:pPr>
       <w:r>
-        <w:rPr>
-          <w:b w:val="0"/>
-          <w:sz w:val="22"/>
-        </w:rPr>
-        <w:t>(a) Ataxia</w:t>
+        <w:t xml:space="preserve">Negative Marks: 0.25</w:t>
       </w:r>
     </w:p>
     <w:p>
-      <w:pPr>
-        <w:spacing w:after="0" w:before="0"/>
-      </w:pPr>
       <w:r>
-        <w:rPr>
-          <w:b w:val="0"/>
-          <w:sz w:val="22"/>
-        </w:rPr>
-        <w:t>(b) Weakness</w:t>
+        <w:t xml:space="preserve"/>
       </w:r>
     </w:p>
     <w:p>
-      <w:pPr>
-        <w:spacing w:after="0" w:before="0"/>
-      </w:pPr>
       <w:r>
-        <w:rPr>
-          <w:b w:val="0"/>
-          <w:sz w:val="22"/>
-        </w:rPr>
-        <w:t>(c) Fatigue</w:t>
+        <w:t xml:space="preserve">Question: A client in the fourth stage of labor is at highest risk for:</w:t>
       </w:r>
     </w:p>
     <w:p>
-      <w:pPr>
-        <w:spacing w:after="0" w:before="0"/>
-      </w:pPr>
       <w:r>
-        <w:rPr>
-          <w:b w:val="0"/>
-          <w:sz w:val="22"/>
-        </w:rPr>
-        <w:t>(d) Thirst</w:t>
+        <w:t xml:space="preserve">(a) Postpartum hemorrhage</w:t>
       </w:r>
     </w:p>
     <w:p>
-      <w:pPr>
-        <w:spacing w:after="0" w:before="40"/>
-      </w:pPr>
       <w:r>
-        <w:rPr>
-          <w:b/>
-          <w:sz w:val="22"/>
-        </w:rPr>
-        <w:t>Answer: c</w:t>
+        <w:t xml:space="preserve">(b) Preterm labor</w:t>
       </w:r>
     </w:p>
     <w:p>
-      <w:pPr>
-        <w:spacing w:after="0" w:before="0"/>
-      </w:pPr>
       <w:r>
-        <w:rPr>
-          <w:b w:val="0"/>
-          <w:sz w:val="21"/>
-        </w:rPr>
-        <w:t>Solution: Fatigue is the earliest symptom of hyponatremia (mild sodium depletion).</w:t>
+        <w:t xml:space="preserve">(c) Hyperemesis gravidarum</w:t>
       </w:r>
     </w:p>
     <w:p>
-      <w:pPr>
-        <w:spacing w:after="0" w:before="0"/>
-      </w:pPr>
       <w:r>
-        <w:rPr>
-          <w:b w:val="0"/>
-          <w:sz w:val="20"/>
-        </w:rPr>
-        <w:t>Positive Marks: 1</w:t>
+        <w:t xml:space="preserve">(d) Placenta previa</w:t>
       </w:r>
     </w:p>
     <w:p>
-      <w:pPr>
-        <w:spacing w:after="160" w:before="0"/>
-      </w:pPr>
       <w:r>
-        <w:rPr>
-          <w:b w:val="0"/>
-          <w:sz w:val="20"/>
-        </w:rPr>
-        <w:t>Negative Marks: 0.25</w:t>
+        <w:t xml:space="preserve">Answer: a</w:t>
       </w:r>
     </w:p>
     <w:p>
-      <w:pPr>
-        <w:spacing w:after="20" w:before="120"/>
-      </w:pPr>
       <w:r>
-        <w:rPr>
-          <w:b/>
-          <w:sz w:val="22"/>
-        </w:rPr>
-        <w:t>Question: In COPD patient given O2 by venturi mask then nursing priority action ?</w:t>
+        <w:t xml:space="preserve">Solution: The fourth stage of labor (first 1–4 hours after delivery) carries the highest risk of postpartum hemorrhage from uterine atony. The fundus, lochia, and vital signs are monitored frequently.</w:t>
       </w:r>
     </w:p>
     <w:p>
-      <w:pPr>
-        <w:spacing w:after="0" w:before="0"/>
-      </w:pPr>
       <w:r>
-        <w:rPr>
-          <w:b w:val="0"/>
-          <w:sz w:val="22"/>
-        </w:rPr>
-        <w:t>(a) Assess the dryness of nose</w:t>
+        <w:t xml:space="preserve">Positive Marks: 1</w:t>
       </w:r>
     </w:p>
     <w:p>
-      <w:pPr>
-        <w:spacing w:after="0" w:before="0"/>
-      </w:pPr>
       <w:r>
-        <w:rPr>
-          <w:b w:val="0"/>
-          <w:sz w:val="22"/>
-        </w:rPr>
-        <w:t>(b) Cheque altertness</w:t>
+        <w:t xml:space="preserve">Negative Marks: 0.25</w:t>
       </w:r>
     </w:p>
     <w:p>
-      <w:pPr>
-        <w:spacing w:after="0" w:before="0"/>
-      </w:pPr>
       <w:r>
-        <w:rPr>
-          <w:b w:val="0"/>
-          <w:sz w:val="22"/>
-        </w:rPr>
-        <w:t>(c) Provide hot liquid</w:t>
+        <w:t xml:space="preserve"/>
       </w:r>
     </w:p>
     <w:p>
-      <w:pPr>
-        <w:spacing w:after="0" w:before="0"/>
-      </w:pPr>
       <w:r>
-        <w:rPr>
-          <w:b w:val="0"/>
-          <w:sz w:val="22"/>
-        </w:rPr>
-        <w:t>(d) Provide supine position</w:t>
+        <w:t xml:space="preserve">Question: The nurse is teaching a new mother about the signs of postpartum depression. Which symptom should the mother report to her healthcare provider?</w:t>
       </w:r>
     </w:p>
     <w:p>
-      <w:pPr>
-        <w:spacing w:after="0" w:before="40"/>
-      </w:pPr>
       <w:r>
-        <w:rPr>
-          <w:b/>
-          <w:sz w:val="22"/>
-        </w:rPr>
-        <w:t>Answer: a</w:t>
+        <w:t xml:space="preserve">(a) Persistent sadness and inability to care for the baby</w:t>
       </w:r>
     </w:p>
     <w:p>
-      <w:pPr>
-        <w:spacing w:after="0" w:before="0"/>
-      </w:pPr>
       <w:r>
-        <w:rPr>
-          <w:b w:val="0"/>
-          <w:sz w:val="21"/>
-        </w:rPr>
-        <w:t>Solution: In a COPD patient on a venturi mask, the nurse assesses dryness of the nasal mucosa as oxygen therapy can dry the airway; humidification is maintained.</w:t>
+        <w:t xml:space="preserve">(b) Occasional fatigue</w:t>
       </w:r>
     </w:p>
     <w:p>
-      <w:pPr>
-        <w:spacing w:after="0" w:before="0"/>
-      </w:pPr>
       <w:r>
-        <w:rPr>
-          <w:b w:val="0"/>
-          <w:sz w:val="20"/>
-        </w:rPr>
-        <w:t>Positive Marks: 1</w:t>
+        <w:t xml:space="preserve">(c) Mild mood swings in the first week</w:t>
       </w:r>
     </w:p>
     <w:p>
-      <w:pPr>
-        <w:spacing w:after="160" w:before="0"/>
-      </w:pPr>
       <w:r>
-        <w:rPr>
-          <w:b w:val="0"/>
-          <w:sz w:val="20"/>
-        </w:rPr>
-        <w:t>Negative Marks: 0.25</w:t>
+        <w:t xml:space="preserve">(d) Difficulty sleeping when the baby sleeps</w:t>
       </w:r>
     </w:p>
     <w:p>
-      <w:pPr>
-        <w:spacing w:after="20" w:before="120"/>
-      </w:pPr>
       <w:r>
-        <w:rPr>
-          <w:b/>
-          <w:sz w:val="22"/>
-        </w:rPr>
-        <w:t>Question: Which pelvic shape has the poorest prognosis for normal vaginal delivery?</w:t>
+        <w:t xml:space="preserve">Answer: a</w:t>
       </w:r>
     </w:p>
     <w:p>
-      <w:pPr>
-        <w:spacing w:after="0" w:before="0"/>
-      </w:pPr>
       <w:r>
-        <w:rPr>
-          <w:b w:val="0"/>
-          <w:sz w:val="22"/>
-        </w:rPr>
-        <w:t>(a) Platypelloid</w:t>
+        <w:t xml:space="preserve">Solution: Persistent sadness, loss of interest, and impaired ability to function or care for the baby are signs of postpartum depression requiring professional help. The "baby blues" (mild mood swings, first week) resolve without treatment.</w:t>
       </w:r>
     </w:p>
     <w:p>
-      <w:pPr>
-        <w:spacing w:after="0" w:before="0"/>
-      </w:pPr>
       <w:r>
-        <w:rPr>
-          <w:b w:val="0"/>
-          <w:sz w:val="22"/>
-        </w:rPr>
-        <w:t>(b) Android</w:t>
+        <w:t xml:space="preserve">Positive Marks: 1</w:t>
       </w:r>
     </w:p>
     <w:p>
-      <w:pPr>
-        <w:spacing w:after="0" w:before="0"/>
-      </w:pPr>
       <w:r>
-        <w:rPr>
-          <w:b w:val="0"/>
-          <w:sz w:val="22"/>
-        </w:rPr>
-        <w:t>(c) Gynecoid</w:t>
+        <w:t xml:space="preserve">Negative Marks: 0.25</w:t>
       </w:r>
     </w:p>
     <w:p>
-      <w:pPr>
-        <w:spacing w:after="0" w:before="0"/>
-      </w:pPr>
       <w:r>
-        <w:rPr>
-          <w:b w:val="0"/>
-          <w:sz w:val="22"/>
-        </w:rPr>
-        <w:t>(d) Anthropoid</w:t>
+        <w:t xml:space="preserve"/>
       </w:r>
     </w:p>
     <w:p>
-      <w:pPr>
-        <w:spacing w:after="0" w:before="40"/>
-      </w:pPr>
       <w:r>
-        <w:rPr>
-          <w:b/>
-          <w:sz w:val="22"/>
-        </w:rPr>
-        <w:t>Answer: b</w:t>
+        <w:t xml:space="preserve">Question: A child with a diagnosis of acute rheumatic fever is at risk for which complication?</w:t>
       </w:r>
     </w:p>
     <w:p>
-      <w:pPr>
-        <w:spacing w:after="0" w:before="0"/>
-      </w:pPr>
       <w:r>
-        <w:rPr>
-          <w:b w:val="0"/>
-          <w:sz w:val="21"/>
-        </w:rPr>
-        <w:t>Solution: Android pelvis (heart-shaped inlet, narrow subpubic arch) is typical of males and presents high risk of deep transverse arrest and obstructed labor.</w:t>
+        <w:t xml:space="preserve">(a) Valvular heart disease</w:t>
       </w:r>
     </w:p>
     <w:p>
-      <w:pPr>
-        <w:spacing w:after="0" w:before="0"/>
-      </w:pPr>
       <w:r>
-        <w:rPr>
-          <w:b w:val="0"/>
-          <w:sz w:val="20"/>
-        </w:rPr>
-        <w:t>Positive Marks: 1</w:t>
+        <w:t xml:space="preserve">(b) Hearing loss</w:t>
       </w:r>
     </w:p>
     <w:p>
-      <w:pPr>
-        <w:spacing w:after="160" w:before="0"/>
-      </w:pPr>
       <w:r>
-        <w:rPr>
-          <w:b w:val="0"/>
-          <w:sz w:val="20"/>
-        </w:rPr>
-        <w:t>Negative Marks: 0.25</w:t>
+        <w:t xml:space="preserve">(c) Renal failure</w:t>
       </w:r>
     </w:p>
     <w:p>
-      <w:pPr>
-        <w:spacing w:after="20" w:before="120"/>
-      </w:pPr>
       <w:r>
-        <w:rPr>
-          <w:b/>
-          <w:sz w:val="22"/>
-        </w:rPr>
-        <w:t>Question: A client with psychotic depression is receiving haloperidol (Haldol). Which of the following side effects is associated with haloperidol?</w:t>
+        <w:t xml:space="preserve">(d) Diabetes</w:t>
       </w:r>
     </w:p>
     <w:p>
-      <w:pPr>
-        <w:spacing w:after="0" w:before="0"/>
-      </w:pPr>
       <w:r>
-        <w:rPr>
-          <w:b w:val="0"/>
-          <w:sz w:val="22"/>
-        </w:rPr>
-        <w:t>(a) Akathisia</w:t>
+        <w:t xml:space="preserve">Answer: a</w:t>
       </w:r>
     </w:p>
     <w:p>
-      <w:pPr>
-        <w:spacing w:after="0" w:before="0"/>
-      </w:pPr>
       <w:r>
-        <w:rPr>
-          <w:b w:val="0"/>
-          <w:sz w:val="22"/>
-        </w:rPr>
-        <w:t>(b) Polyuria</w:t>
+        <w:t xml:space="preserve">Solution: Acute rheumatic fever can cause permanent damage to the heart valves (rheumatic heart disease). Antibiotic prophylaxis prevents recurrent episodes.</w:t>
       </w:r>
     </w:p>
     <w:p>
-      <w:pPr>
-        <w:spacing w:after="0" w:before="0"/>
-      </w:pPr>
       <w:r>
-        <w:rPr>
-          <w:b w:val="0"/>
-          <w:sz w:val="22"/>
-        </w:rPr>
-        <w:t>(c) Diaphoresis</w:t>
+        <w:t xml:space="preserve">Positive Marks: 1</w:t>
       </w:r>
     </w:p>
     <w:p>
-      <w:pPr>
-        <w:spacing w:after="0" w:before="0"/>
-      </w:pPr>
       <w:r>
-        <w:rPr>
-          <w:b w:val="0"/>
-          <w:sz w:val="22"/>
-        </w:rPr>
-        <w:t>(d) Cataracts</w:t>
+        <w:t xml:space="preserve">Negative Marks: 0.25</w:t>
       </w:r>
     </w:p>
     <w:p>
-      <w:pPr>
-        <w:spacing w:after="0" w:before="40"/>
-      </w:pPr>
       <w:r>
-        <w:rPr>
-          <w:b/>
-          <w:sz w:val="22"/>
-        </w:rPr>
-        <w:t>Answer: a</w:t>
+        <w:t xml:space="preserve"/>
       </w:r>
     </w:p>
     <w:p>
-      <w:pPr>
-        <w:spacing w:after="0" w:before="0"/>
-      </w:pPr>
       <w:r>
-        <w:rPr>
-          <w:b w:val="0"/>
-          <w:sz w:val="21"/>
-        </w:rPr>
-        <w:t>Solution: Akathisia (subjective restlessness with pacing) is an extrapyramidal side effect of haloperidol.</w:t>
+        <w:t xml:space="preserve">Question: A 6-month-old infant has a temperature of 39.5°C (103.1°F). Which action by the nurse is most appropriate?</w:t>
       </w:r>
     </w:p>
     <w:p>
-      <w:pPr>
-        <w:spacing w:after="0" w:before="0"/>
-      </w:pPr>
       <w:r>
-        <w:rPr>
-          <w:b w:val="0"/>
-          <w:sz w:val="20"/>
-        </w:rPr>
-        <w:t>Positive Marks: 1</w:t>
+        <w:t xml:space="preserve">(a) Administer acetaminophen as ordered and notify the physician</w:t>
       </w:r>
     </w:p>
     <w:p>
-      <w:pPr>
-        <w:spacing w:after="160" w:before="0"/>
-      </w:pPr>
       <w:r>
-        <w:rPr>
-          <w:b w:val="0"/>
-          <w:sz w:val="20"/>
-        </w:rPr>
-        <w:t>Negative Marks: 0.25</w:t>
+        <w:t xml:space="preserve">(b) Give the infant a cold bath in ice water</w:t>
       </w:r>
     </w:p>
     <w:p>
-      <w:pPr>
-        <w:spacing w:after="20" w:before="120"/>
-      </w:pPr>
       <w:r>
-        <w:rPr>
-          <w:b/>
-          <w:sz w:val="22"/>
-        </w:rPr>
-        <w:t>Question: What is the Dose of Levonorgesterol in emergency contraception?</w:t>
+        <w:t xml:space="preserve">(c) Rub the infant with alcohol</w:t>
       </w:r>
     </w:p>
     <w:p>
-      <w:pPr>
-        <w:spacing w:after="0" w:before="0"/>
-      </w:pPr>
       <w:r>
-        <w:rPr>
-          <w:b w:val="0"/>
-          <w:sz w:val="22"/>
-        </w:rPr>
-        <w:t>(a) 0.75 mg</w:t>
+        <w:t xml:space="preserve">(d) Wait for the fever to break on its own</w:t>
       </w:r>
     </w:p>
     <w:p>
-      <w:pPr>
-        <w:spacing w:after="0" w:before="0"/>
-      </w:pPr>
       <w:r>
-        <w:rPr>
-          <w:b w:val="0"/>
-          <w:sz w:val="22"/>
-        </w:rPr>
-        <w:t>(b) 1.5 mg</w:t>
+        <w:t xml:space="preserve">Answer: a</w:t>
       </w:r>
     </w:p>
     <w:p>
-      <w:pPr>
-        <w:spacing w:after="0" w:before="0"/>
-      </w:pPr>
       <w:r>
-        <w:rPr>
-          <w:b w:val="0"/>
-          <w:sz w:val="22"/>
-        </w:rPr>
-        <w:t>(c) 3.0 mg</w:t>
+        <w:t xml:space="preserve">Solution: Fever in an infant under 3 months or a high fever in any infant warrants medical evaluation. Acetaminophen is given as ordered; ice baths and alcohol rubs are dangerous.</w:t>
       </w:r>
     </w:p>
     <w:p>
-      <w:pPr>
-        <w:spacing w:after="0" w:before="0"/>
-      </w:pPr>
       <w:r>
-        <w:rPr>
-          <w:b w:val="0"/>
-          <w:sz w:val="22"/>
-        </w:rPr>
-        <w:t>(d) 1.0 mg</w:t>
+        <w:t xml:space="preserve">Positive Marks: 1</w:t>
       </w:r>
     </w:p>
     <w:p>
-      <w:pPr>
-        <w:spacing w:after="0" w:before="40"/>
-      </w:pPr>
       <w:r>
-        <w:rPr>
-          <w:b/>
-          <w:sz w:val="22"/>
-        </w:rPr>
-        <w:t>Answer: b</w:t>
+        <w:t xml:space="preserve">Negative Marks: 0.25</w:t>
       </w:r>
     </w:p>
     <w:p>
-      <w:pPr>
-        <w:spacing w:after="0" w:before="0"/>
-      </w:pPr>
       <w:r>
-        <w:rPr>
-          <w:b w:val="0"/>
-          <w:sz w:val="21"/>
-        </w:rPr>
-        <w:t>Solution: The dose of Levonorgestrel in emergency contraception is 1.5 mg. Levonorgestrel is a progestin hormone commonly used in emergency contraception, also known as the "morning-after pill." It is a safe and effective method of preventing unintended pregnancy when taken within a specific time frame after unprotected intercourse or contraceptive failure. Levonorgestrel works primarily by inhibiting or delaying ovulation, thereby reducing the chances of fertilization. The recommended dose of 1.5 mg is usually taken as a single tablet and should be taken as soon as possible after unprotected intercourse for optimal efficacy.</w:t>
+        <w:t xml:space="preserve"/>
       </w:r>
     </w:p>
     <w:p>
-      <w:pPr>
-        <w:spacing w:after="0" w:before="0"/>
-      </w:pPr>
       <w:r>
-        <w:rPr>
-          <w:b w:val="0"/>
-          <w:sz w:val="20"/>
-        </w:rPr>
-        <w:t>Positive Marks: 1</w:t>
+        <w:t xml:space="preserve">Question: A child is diagnosed with iron deficiency anemia. Which food should the nurse recommend?</w:t>
       </w:r>
     </w:p>
     <w:p>
-      <w:pPr>
-        <w:spacing w:after="160" w:before="0"/>
-      </w:pPr>
       <w:r>
-        <w:rPr>
-          <w:b w:val="0"/>
-          <w:sz w:val="20"/>
-        </w:rPr>
-        <w:t>Negative Marks: 0.25</w:t>
+        <w:t xml:space="preserve">(a) Spinach and lentils</w:t>
       </w:r>
     </w:p>
     <w:p>
-      <w:pPr>
-        <w:spacing w:after="20" w:before="120"/>
-      </w:pPr>
       <w:r>
-        <w:rPr>
-          <w:b/>
-          <w:sz w:val="22"/>
-        </w:rPr>
-        <w:t>Question: The best position for doing Lumbar puncture is?</w:t>
+        <w:t xml:space="preserve">(b) Milk only</w:t>
       </w:r>
     </w:p>
     <w:p>
-      <w:pPr>
-        <w:spacing w:after="0" w:before="0"/>
-      </w:pPr>
       <w:r>
-        <w:rPr>
-          <w:b w:val="0"/>
-          <w:sz w:val="22"/>
-        </w:rPr>
-        <w:t>(a) Prone position</w:t>
+        <w:t xml:space="preserve">(c) White bread</w:t>
       </w:r>
     </w:p>
     <w:p>
-      <w:pPr>
-        <w:spacing w:after="0" w:before="0"/>
-      </w:pPr>
       <w:r>
-        <w:rPr>
-          <w:b w:val="0"/>
-          <w:sz w:val="22"/>
-        </w:rPr>
-        <w:t>(b) Left lateral</w:t>
+        <w:t xml:space="preserve">(d) Soda</w:t>
       </w:r>
     </w:p>
     <w:p>
-      <w:pPr>
-        <w:spacing w:after="0" w:before="0"/>
-      </w:pPr>
       <w:r>
-        <w:rPr>
-          <w:b w:val="0"/>
-          <w:sz w:val="22"/>
-        </w:rPr>
-        <w:t>(c) Fowler's position</w:t>
+        <w:t xml:space="preserve">Answer: a</w:t>
       </w:r>
     </w:p>
     <w:p>
-      <w:pPr>
-        <w:spacing w:after="0" w:before="0"/>
-      </w:pPr>
       <w:r>
-        <w:rPr>
-          <w:b w:val="0"/>
-          <w:sz w:val="22"/>
-        </w:rPr>
-        <w:t>(d) Right lateral</w:t>
+        <w:t xml:space="preserve">Solution: Iron-rich foods include spinach, lentils, beans, meat, and fortified cereals. Milk is low in iron and excessive milk intake can contribute to iron deficiency.</w:t>
       </w:r>
     </w:p>
     <w:p>
-      <w:pPr>
-        <w:spacing w:after="0" w:before="40"/>
-      </w:pPr>
       <w:r>
-        <w:rPr>
-          <w:b/>
-          <w:sz w:val="22"/>
-        </w:rPr>
-        <w:t>Answer: b</w:t>
+        <w:t xml:space="preserve">Positive Marks: 1</w:t>
       </w:r>
     </w:p>
     <w:p>
-      <w:pPr>
-        <w:spacing w:after="0" w:before="0"/>
-      </w:pPr>
       <w:r>
-        <w:rPr>
-          <w:b w:val="0"/>
-          <w:sz w:val="21"/>
-        </w:rPr>
-        <w:t>Solution: The best position for lumbar puncture is the left lateral position with the knees flexed (fetal position).</w:t>
+        <w:t xml:space="preserve">Negative Marks: 0.25</w:t>
       </w:r>
     </w:p>
     <w:p>
-      <w:pPr>
-        <w:spacing w:after="0" w:before="0"/>
-      </w:pPr>
       <w:r>
-        <w:rPr>
-          <w:b w:val="0"/>
-          <w:sz w:val="20"/>
-        </w:rPr>
-        <w:t>Positive Marks: 1</w:t>
+        <w:t xml:space="preserve"/>
       </w:r>
     </w:p>
     <w:p>
-      <w:pPr>
-        <w:spacing w:after="160" w:before="0"/>
-      </w:pPr>
       <w:r>
-        <w:rPr>
-          <w:b w:val="0"/>
-          <w:sz w:val="20"/>
-        </w:rPr>
-        <w:t>Negative Marks: 0.25</w:t>
+        <w:t xml:space="preserve">Question: A child with asthma is prescribed a metered-dose inhaler with a spacer. The nurse explains that the spacer:</w:t>
       </w:r>
     </w:p>
     <w:p>
-      <w:pPr>
-        <w:spacing w:after="20" w:before="120"/>
-      </w:pPr>
       <w:r>
-        <w:rPr>
-          <w:b/>
-          <w:sz w:val="22"/>
-        </w:rPr>
-        <w:t>Question: DMPA is an injectable contraceptive given every</w:t>
+        <w:t xml:space="preserve">(a) Helps deliver more medication to the lungs and reduces oral deposition</w:t>
       </w:r>
     </w:p>
     <w:p>
-      <w:pPr>
-        <w:spacing w:after="0" w:before="0"/>
-      </w:pPr>
       <w:r>
-        <w:rPr>
-          <w:b w:val="0"/>
-          <w:sz w:val="22"/>
-        </w:rPr>
-        <w:t>(a) 2 years</w:t>
+        <w:t xml:space="preserve">(b) Makes the medication taste better</w:t>
       </w:r>
     </w:p>
     <w:p>
-      <w:pPr>
-        <w:spacing w:after="0" w:before="0"/>
-      </w:pPr>
       <w:r>
-        <w:rPr>
-          <w:b w:val="0"/>
-          <w:sz w:val="22"/>
-        </w:rPr>
-        <w:t>(b) 3 months</w:t>
+        <w:t xml:space="preserve">(c) Replaces the need for the inhaler</w:t>
       </w:r>
     </w:p>
     <w:p>
-      <w:pPr>
-        <w:spacing w:after="0" w:before="0"/>
-      </w:pPr>
       <w:r>
-        <w:rPr>
-          <w:b w:val="0"/>
-          <w:sz w:val="22"/>
-        </w:rPr>
-        <w:t>(c) 3 weeks</w:t>
+        <w:t xml:space="preserve">(d) Is only used at night</w:t>
       </w:r>
     </w:p>
     <w:p>
-      <w:pPr>
-        <w:spacing w:after="0" w:before="0"/>
-      </w:pPr>
       <w:r>
-        <w:rPr>
-          <w:b w:val="0"/>
-          <w:sz w:val="22"/>
-        </w:rPr>
-        <w:t>(d) 2 months</w:t>
+        <w:t xml:space="preserve">Answer: a</w:t>
       </w:r>
     </w:p>
     <w:p>
-      <w:pPr>
-        <w:spacing w:after="0" w:before="40"/>
-      </w:pPr>
       <w:r>
-        <w:rPr>
-          <w:b/>
-          <w:sz w:val="22"/>
-        </w:rPr>
-        <w:t>Answer: b</w:t>
+        <w:t xml:space="preserve">Solution: A spacer improves drug delivery to the lungs by holding the aerosol, allowing the child to inhale slowly, and reducing medication deposited in the mouth and throat.</w:t>
       </w:r>
     </w:p>
     <w:p>
-      <w:pPr>
-        <w:spacing w:after="0" w:before="0"/>
-      </w:pPr>
       <w:r>
-        <w:rPr>
-          <w:b w:val="0"/>
-          <w:sz w:val="21"/>
-        </w:rPr>
-        <w:t>Solution: DMPA (Depo-Provera) is an injectable contraceptive given every 3 months.</w:t>
+        <w:t xml:space="preserve">Positive Marks: 1</w:t>
       </w:r>
     </w:p>
     <w:p>
-      <w:pPr>
-        <w:spacing w:after="0" w:before="0"/>
-      </w:pPr>
       <w:r>
-        <w:rPr>
-          <w:b w:val="0"/>
-          <w:sz w:val="20"/>
-        </w:rPr>
-        <w:t>Positive Marks: 1</w:t>
+        <w:t xml:space="preserve">Negative Marks: 0.25</w:t>
       </w:r>
     </w:p>
     <w:p>
-      <w:pPr>
-        <w:spacing w:after="160" w:before="0"/>
-      </w:pPr>
       <w:r>
-        <w:rPr>
-          <w:b w:val="0"/>
-          <w:sz w:val="20"/>
-        </w:rPr>
-        <w:t>Negative Marks: 0.25</w:t>
+        <w:t xml:space="preserve"/>
       </w:r>
     </w:p>
     <w:p>
-      <w:pPr>
-        <w:spacing w:after="20" w:before="120"/>
-      </w:pPr>
       <w:r>
-        <w:rPr>
-          <w:b/>
-          <w:sz w:val="22"/>
-        </w:rPr>
-        <w:t>Question: Delirium tremens is most commonly associated with withdrawal from:</w:t>
+        <w:t xml:space="preserve">Question: The nurse is caring for a child with a diagnosis of Wilms' tumor (nephroblastoma). Which nursing action is most important?</w:t>
       </w:r>
     </w:p>
     <w:p>
-      <w:pPr>
-        <w:spacing w:after="0" w:before="0"/>
-      </w:pPr>
       <w:r>
-        <w:rPr>
-          <w:b w:val="0"/>
-          <w:sz w:val="22"/>
-        </w:rPr>
-        <w:t>(a) Opioids</w:t>
+        <w:t xml:space="preserve">(a) Avoid palpating the abdomen</w:t>
       </w:r>
     </w:p>
     <w:p>
-      <w:pPr>
-        <w:spacing w:after="0" w:before="0"/>
-      </w:pPr>
       <w:r>
-        <w:rPr>
-          <w:b w:val="0"/>
-          <w:sz w:val="22"/>
-        </w:rPr>
-        <w:t>(b) Alcohol</w:t>
+        <w:t xml:space="preserve">(b) Palpate the abdomen daily to monitor the tumor</w:t>
       </w:r>
     </w:p>
     <w:p>
-      <w:pPr>
-        <w:spacing w:after="0" w:before="0"/>
-      </w:pPr>
       <w:r>
-        <w:rPr>
-          <w:b w:val="0"/>
-          <w:sz w:val="22"/>
-        </w:rPr>
-        <w:t>(c) Benzodiazepines</w:t>
+        <w:t xml:space="preserve">(c) Apply heat to the abdomen</w:t>
       </w:r>
     </w:p>
     <w:p>
-      <w:pPr>
-        <w:spacing w:after="0" w:before="0"/>
-      </w:pPr>
       <w:r>
-        <w:rPr>
-          <w:b w:val="0"/>
-          <w:sz w:val="22"/>
-        </w:rPr>
-        <w:t>(d) Cocaine</w:t>
+        <w:t xml:space="preserve">(d) Encourage rough play</w:t>
       </w:r>
     </w:p>
     <w:p>
-      <w:pPr>
-        <w:spacing w:after="0" w:before="40"/>
-      </w:pPr>
       <w:r>
-        <w:rPr>
-          <w:b/>
-          <w:sz w:val="22"/>
-        </w:rPr>
-        <w:t>Answer: b</w:t>
+        <w:t xml:space="preserve">Answer: a</w:t>
       </w:r>
     </w:p>
     <w:p>
-      <w:pPr>
-        <w:spacing w:after="0" w:before="0"/>
-      </w:pPr>
       <w:r>
-        <w:rPr>
-          <w:b w:val="0"/>
-          <w:sz w:val="21"/>
-        </w:rPr>
-        <w:t>Solution: Delirium tremens is a severe complication of alcohol withdrawal, with confusion, tremor and hallucinations.</w:t>
+        <w:t xml:space="preserve">Solution: The abdomen of a child with Wilms' tumor must NOT be palpated because it can cause tumor rupture and spread. A sign is placed at the bedside: "Do not palpate the abdomen."</w:t>
       </w:r>
     </w:p>
     <w:p>
-      <w:pPr>
-        <w:spacing w:after="0" w:before="0"/>
-      </w:pPr>
       <w:r>
-        <w:rPr>
-          <w:b w:val="0"/>
-          <w:sz w:val="20"/>
-        </w:rPr>
-        <w:t>Positive Marks: 1</w:t>
+        <w:t xml:space="preserve">Positive Marks: 1</w:t>
       </w:r>
     </w:p>
     <w:p>
-      <w:pPr>
-        <w:spacing w:after="160" w:before="0"/>
-      </w:pPr>
       <w:r>
-        <w:rPr>
-          <w:b w:val="0"/>
-          <w:sz w:val="20"/>
-        </w:rPr>
-        <w:t>Negative Marks: 0.25</w:t>
+        <w:t xml:space="preserve">Negative Marks: 0.25</w:t>
       </w:r>
     </w:p>
     <w:p>
-      <w:pPr>
-        <w:spacing w:after="20" w:before="120"/>
-      </w:pPr>
       <w:r>
-        <w:rPr>
-          <w:b/>
-          <w:sz w:val="22"/>
-        </w:rPr>
-        <w:t>Question: What is the permanent method of sterilization in male ?</w:t>
+        <w:t xml:space="preserve">Question: A client with schizophrenia is exhibiting catatonic behavior and is refusing to eat. Which nursing intervention is most appropriate?</w:t>
       </w:r>
     </w:p>
     <w:p>
-      <w:pPr>
-        <w:spacing w:after="0" w:before="0"/>
-      </w:pPr>
       <w:r>
-        <w:rPr>
-          <w:b w:val="0"/>
-          <w:sz w:val="22"/>
-        </w:rPr>
-        <w:t>(a) Vasectomy</w:t>
+        <w:t xml:space="preserve">(a) Offer small, nutritious meals and monitor intake</w:t>
       </w:r>
     </w:p>
     <w:p>
-      <w:pPr>
-        <w:spacing w:after="0" w:before="0"/>
-      </w:pPr>
       <w:r>
-        <w:rPr>
-          <w:b w:val="0"/>
-          <w:sz w:val="22"/>
-        </w:rPr>
-        <w:t>(b) Hystrectomy</w:t>
+        <w:t xml:space="preserve">(b) Force the client to eat</w:t>
       </w:r>
     </w:p>
     <w:p>
-      <w:pPr>
-        <w:spacing w:after="0" w:before="0"/>
-      </w:pPr>
       <w:r>
-        <w:rPr>
-          <w:b w:val="0"/>
-          <w:sz w:val="22"/>
-        </w:rPr>
-        <w:t>(c) Tubectomy</w:t>
+        <w:t xml:space="preserve">(c) Remove all food until the client asks</w:t>
       </w:r>
     </w:p>
     <w:p>
-      <w:pPr>
-        <w:spacing w:after="0" w:before="0"/>
-      </w:pPr>
       <w:r>
-        <w:rPr>
-          <w:b w:val="0"/>
-          <w:sz w:val="22"/>
-        </w:rPr>
-        <w:t>(d) Barrier method</w:t>
+        <w:t xml:space="preserve">(d) Ignore the client's refusal</w:t>
       </w:r>
     </w:p>
     <w:p>
-      <w:pPr>
-        <w:spacing w:after="0" w:before="40"/>
-      </w:pPr>
       <w:r>
-        <w:rPr>
-          <w:b/>
-          <w:sz w:val="22"/>
-        </w:rPr>
-        <w:t>Answer: a</w:t>
+        <w:t xml:space="preserve">Answer: a</w:t>
       </w:r>
     </w:p>
     <w:p>
-      <w:pPr>
-        <w:spacing w:after="0" w:before="0"/>
-      </w:pPr>
       <w:r>
-        <w:rPr>
-          <w:b w:val="0"/>
-          <w:sz w:val="21"/>
-        </w:rPr>
-        <w:t>Solution: Vasectomy is the permanent surgical method of male sterilisation (excision of a segment of each vas deferens).</w:t>
+        <w:t xml:space="preserve">Solution: The nurse offers small, frequent, nutritious meals, monitors intake and weight, and provides a structured routine. Force-feeding is never appropriate.</w:t>
       </w:r>
     </w:p>
     <w:p>
-      <w:pPr>
-        <w:spacing w:after="0" w:before="0"/>
-      </w:pPr>
       <w:r>
-        <w:rPr>
-          <w:b w:val="0"/>
-          <w:sz w:val="20"/>
-        </w:rPr>
-        <w:t>Positive Marks: 1</w:t>
+        <w:t xml:space="preserve">Positive Marks: 1</w:t>
       </w:r>
     </w:p>
     <w:p>
-      <w:pPr>
-        <w:spacing w:after="160" w:before="0"/>
-      </w:pPr>
       <w:r>
-        <w:rPr>
-          <w:b w:val="0"/>
-          <w:sz w:val="20"/>
-        </w:rPr>
-        <w:t>Negative Marks: 0.25</w:t>
+        <w:t xml:space="preserve">Negative Marks: 0.25</w:t>
       </w:r>
     </w:p>
     <w:p>
-      <w:pPr>
-        <w:spacing w:after="20" w:before="120"/>
-      </w:pPr>
       <w:r>
-        <w:rPr>
-          <w:b/>
-          <w:sz w:val="22"/>
-        </w:rPr>
-        <w:t>Question: A client with preeclampsia complains of a severe frontal headache and epigastric pain. What is the priority nursing action?</w:t>
+        <w:t xml:space="preserve"/>
       </w:r>
     </w:p>
     <w:p>
-      <w:pPr>
-        <w:spacing w:after="0" w:before="0"/>
-      </w:pPr>
       <w:r>
-        <w:rPr>
-          <w:b w:val="0"/>
-          <w:sz w:val="22"/>
-        </w:rPr>
-        <w:t>(a) Prepare to administer magnesium sulfate for seizure prophylaxis</w:t>
+        <w:t xml:space="preserve">Question: A client with panic disorder is having a panic attack. Which nursing intervention is most helpful?</w:t>
       </w:r>
     </w:p>
     <w:p>
-      <w:pPr>
-        <w:spacing w:after="0" w:before="0"/>
-      </w:pPr>
       <w:r>
-        <w:rPr>
-          <w:b w:val="0"/>
-          <w:sz w:val="22"/>
-        </w:rPr>
-        <w:t>(b) Dim the lights and limit visitors</w:t>
+        <w:t xml:space="preserve">(a) Stay with the client and speak in a calm, short, simple manner</w:t>
       </w:r>
     </w:p>
     <w:p>
-      <w:pPr>
-        <w:spacing w:after="0" w:before="0"/>
-      </w:pPr>
       <w:r>
-        <w:rPr>
-          <w:b w:val="0"/>
-          <w:sz w:val="22"/>
-        </w:rPr>
-        <w:t>(c) Check deep tendon reflexes</w:t>
+        <w:t xml:space="preserve">(b) Give the client complex instructions to distract them</w:t>
       </w:r>
     </w:p>
     <w:p>
-      <w:pPr>
-        <w:spacing w:after="0" w:before="0"/>
-      </w:pPr>
       <w:r>
-        <w:rPr>
-          <w:b w:val="0"/>
-          <w:sz w:val="22"/>
-        </w:rPr>
-        <w:t>(d) Record the blood pressure every hour</w:t>
+        <w:t xml:space="preserve">(c) Leave the client alone to calm down</w:t>
       </w:r>
     </w:p>
     <w:p>
-      <w:pPr>
-        <w:spacing w:after="0" w:before="40"/>
-      </w:pPr>
       <w:r>
-        <w:rPr>
-          <w:b/>
-          <w:sz w:val="22"/>
-        </w:rPr>
-        <w:t>Answer: a</w:t>
+        <w:t xml:space="preserve">(d) Speak loudly to get the client's attention</w:t>
       </w:r>
     </w:p>
     <w:p>
-      <w:pPr>
-        <w:spacing w:after="0" w:before="0"/>
-      </w:pPr>
       <w:r>
-        <w:rPr>
-          <w:b w:val="0"/>
-          <w:sz w:val="21"/>
-        </w:rPr>
-        <w:t>Solution: Severe headache with epigastric pain are warning signs of impending eclampsia; magnesium sulfate is given to prevent seizures while the provider is notified.</w:t>
+        <w:t xml:space="preserve">Answer: a</w:t>
       </w:r>
     </w:p>
     <w:p>
-      <w:pPr>
-        <w:spacing w:after="0" w:before="0"/>
-      </w:pPr>
       <w:r>
-        <w:rPr>
-          <w:b w:val="0"/>
-          <w:sz w:val="20"/>
-        </w:rPr>
-        <w:t>Positive Marks: 1</w:t>
+        <w:t xml:space="preserve">Solution: During a panic attack, the nurse remains present, uses a calm voice, and gives brief, simple instructions. Panic clients cannot process complex information and should not be left alone.</w:t>
       </w:r>
     </w:p>
     <w:p>
-      <w:pPr>
-        <w:spacing w:after="160" w:before="0"/>
-      </w:pPr>
       <w:r>
-        <w:rPr>
-          <w:b w:val="0"/>
-          <w:sz w:val="20"/>
-        </w:rPr>
-        <w:t>Negative Marks: 0.25</w:t>
+        <w:t xml:space="preserve">Positive Marks: 1</w:t>
       </w:r>
     </w:p>
     <w:p>
-      <w:pPr>
-        <w:spacing w:after="20" w:before="120"/>
-      </w:pPr>
       <w:r>
-        <w:rPr>
-          <w:b/>
-          <w:sz w:val="22"/>
-        </w:rPr>
-        <w:t>Question: The relation between the fetal presenting part and maternal pelvis is known as?</w:t>
+        <w:t xml:space="preserve">Negative Marks: 0.25</w:t>
       </w:r>
     </w:p>
     <w:p>
-      <w:pPr>
-        <w:spacing w:after="0" w:before="0"/>
-      </w:pPr>
       <w:r>
-        <w:rPr>
-          <w:b w:val="0"/>
-          <w:sz w:val="22"/>
-        </w:rPr>
-        <w:t>(a) Attitude</w:t>
+        <w:t xml:space="preserve"/>
       </w:r>
     </w:p>
     <w:p>
-      <w:pPr>
-        <w:spacing w:after="0" w:before="0"/>
-      </w:pPr>
       <w:r>
-        <w:rPr>
-          <w:b w:val="0"/>
-          <w:sz w:val="22"/>
-        </w:rPr>
-        <w:t>(b) Lie</w:t>
+        <w:t xml:space="preserve">Question: A nurse is caring for a client who is withdrawing from alcohol. Which medication is commonly used to prevent seizures during withdrawal?</w:t>
       </w:r>
     </w:p>
     <w:p>
-      <w:pPr>
-        <w:spacing w:after="0" w:before="0"/>
-      </w:pPr>
       <w:r>
-        <w:rPr>
-          <w:b w:val="0"/>
-          <w:sz w:val="22"/>
-        </w:rPr>
-        <w:t>(c) Position</w:t>
+        <w:t xml:space="preserve">(a) Benzodiazepines such as lorazepam</w:t>
       </w:r>
     </w:p>
     <w:p>
-      <w:pPr>
-        <w:spacing w:after="0" w:before="0"/>
-      </w:pPr>
       <w:r>
-        <w:rPr>
-          <w:b w:val="0"/>
-          <w:sz w:val="22"/>
-        </w:rPr>
-        <w:t>(d) Station</w:t>
+        <w:t xml:space="preserve">(b) Antipsychotics such as haloperidol</w:t>
       </w:r>
     </w:p>
     <w:p>
-      <w:pPr>
-        <w:spacing w:after="0" w:before="40"/>
-      </w:pPr>
       <w:r>
-        <w:rPr>
-          <w:b/>
-          <w:sz w:val="22"/>
-        </w:rPr>
-        <w:t>Answer: c</w:t>
+        <w:t xml:space="preserve">(c) Opioids such as morphine</w:t>
       </w:r>
     </w:p>
     <w:p>
-      <w:pPr>
-        <w:spacing w:after="0" w:before="0"/>
-      </w:pPr>
       <w:r>
-        <w:rPr>
-          <w:b w:val="0"/>
-          <w:sz w:val="21"/>
-        </w:rPr>
-        <w:t>Solution: Position is the relationship of an arbitrarily chosen point on the fetal presenting part (e.g., occiput, mentum, sacrum) to the right or left side of the maternal birth canal.</w:t>
+        <w:t xml:space="preserve">(d) Stimulants such as caffeine</w:t>
       </w:r>
     </w:p>
     <w:p>
-      <w:pPr>
-        <w:spacing w:after="0" w:before="0"/>
-      </w:pPr>
       <w:r>
-        <w:rPr>
-          <w:b w:val="0"/>
-          <w:sz w:val="20"/>
-        </w:rPr>
-        <w:t>Positive Marks: 1</w:t>
+        <w:t xml:space="preserve">Answer: a</w:t>
       </w:r>
     </w:p>
     <w:p>
-      <w:pPr>
-        <w:spacing w:after="160" w:before="0"/>
-      </w:pPr>
       <w:r>
-        <w:rPr>
-          <w:b w:val="0"/>
-          <w:sz w:val="20"/>
-        </w:rPr>
-        <w:t>Negative Marks: 0.25</w:t>
+        <w:t xml:space="preserve">Solution: Benzodiazepines (lorazepam, diazepam) are the mainstay of alcohol withdrawal treatment — they prevent seizures and delirium tremens by acting on GABA receptors.</w:t>
       </w:r>
     </w:p>
     <w:p>
-      <w:pPr>
-        <w:spacing w:after="20" w:before="120"/>
-      </w:pPr>
       <w:r>
-        <w:rPr>
-          <w:b/>
-          <w:sz w:val="22"/>
-        </w:rPr>
-        <w:t>Question: The therapy that involves the patient expressing thoughts freely without censorship is:</w:t>
+        <w:t xml:space="preserve">Positive Marks: 1</w:t>
       </w:r>
     </w:p>
     <w:p>
-      <w:pPr>
-        <w:spacing w:after="0" w:before="0"/>
-      </w:pPr>
       <w:r>
-        <w:rPr>
-          <w:b w:val="0"/>
-          <w:sz w:val="22"/>
-        </w:rPr>
-        <w:t>(a) Milieu therapy</w:t>
+        <w:t xml:space="preserve">Negative Marks: 0.25</w:t>
       </w:r>
     </w:p>
     <w:p>
-      <w:pPr>
-        <w:spacing w:after="0" w:before="0"/>
-      </w:pPr>
       <w:r>
-        <w:rPr>
-          <w:b w:val="0"/>
-          <w:sz w:val="22"/>
-        </w:rPr>
-        <w:t>(b) Free association (psychoanalysis)</w:t>
+        <w:t xml:space="preserve"/>
       </w:r>
     </w:p>
     <w:p>
-      <w:pPr>
-        <w:spacing w:after="0" w:before="0"/>
-      </w:pPr>
       <w:r>
-        <w:rPr>
-          <w:b w:val="0"/>
-          <w:sz w:val="22"/>
-        </w:rPr>
-        <w:t>(c) Cognitive therapy</w:t>
+        <w:t xml:space="preserve">Question: A community health nurse is evaluating a sanitation program. Which indicator best measures the program's effectiveness?</w:t>
       </w:r>
     </w:p>
     <w:p>
-      <w:pPr>
-        <w:spacing w:after="0" w:before="0"/>
-      </w:pPr>
       <w:r>
-        <w:rPr>
-          <w:b w:val="0"/>
-          <w:sz w:val="22"/>
-        </w:rPr>
-        <w:t>(d) Behaviour therapy</w:t>
+        <w:t xml:space="preserve">(a) Reduction in the incidence of waterborne diseases</w:t>
       </w:r>
     </w:p>
     <w:p>
-      <w:pPr>
-        <w:spacing w:after="0" w:before="40"/>
-      </w:pPr>
       <w:r>
-        <w:rPr>
-          <w:b/>
-          <w:sz w:val="22"/>
-        </w:rPr>
-        <w:t>Answer: b</w:t>
+        <w:t xml:space="preserve">(b) Number of posters distributed</w:t>
       </w:r>
     </w:p>
     <w:p>
-      <w:pPr>
-        <w:spacing w:after="0" w:before="0"/>
-      </w:pPr>
       <w:r>
-        <w:rPr>
-          <w:b w:val="0"/>
-          <w:sz w:val="21"/>
-        </w:rPr>
-        <w:t>Solution: Free association is a psychoanalytic technique where the patient speaks whatever comes to mind.</w:t>
+        <w:t xml:space="preserve">(c) Attendance at health talks</w:t>
       </w:r>
     </w:p>
     <w:p>
-      <w:pPr>
-        <w:spacing w:after="0" w:before="0"/>
-      </w:pPr>
       <w:r>
-        <w:rPr>
-          <w:b w:val="0"/>
-          <w:sz w:val="20"/>
-        </w:rPr>
-        <w:t>Positive Marks: 1</w:t>
+        <w:t xml:space="preserve">(d) Budget spent on the program</w:t>
       </w:r>
     </w:p>
     <w:p>
-      <w:pPr>
-        <w:spacing w:after="160" w:before="0"/>
-      </w:pPr>
       <w:r>
-        <w:rPr>
-          <w:b w:val="0"/>
-          <w:sz w:val="20"/>
-        </w:rPr>
-        <w:t>Negative Marks: 0.25</w:t>
+        <w:t xml:space="preserve">Answer: a</w:t>
       </w:r>
     </w:p>
     <w:p>
-      <w:pPr>
-        <w:spacing w:after="20" w:before="120"/>
-      </w:pPr>
       <w:r>
-        <w:rPr>
-          <w:b/>
-          <w:sz w:val="22"/>
-        </w:rPr>
-        <w:t>Question: The nurse is caring for a client 2 hours after an ischemic stroke. Which assessment finding indicates increased intracranial pressure and needs IMMEDIATE action?</w:t>
+        <w:t xml:space="preserve">Solution: Program effectiveness is measured by outcomes — a reduced incidence of waterborne diseases (e.g., diarrhea, cholera) shows the sanitation program is working. Activities and budget are process measures.</w:t>
       </w:r>
     </w:p>
     <w:p>
-      <w:pPr>
-        <w:spacing w:after="0" w:before="0"/>
-      </w:pPr>
       <w:r>
-        <w:rPr>
-          <w:b w:val="0"/>
-          <w:sz w:val="22"/>
-        </w:rPr>
-        <w:t>(a) Mild expressive aphasia</w:t>
+        <w:t xml:space="preserve">Positive Marks: 1</w:t>
       </w:r>
     </w:p>
     <w:p>
-      <w:pPr>
-        <w:spacing w:after="0" w:before="0"/>
-      </w:pPr>
       <w:r>
-        <w:rPr>
-          <w:b w:val="0"/>
-          <w:sz w:val="22"/>
-        </w:rPr>
-        <w:t>(b) Right-sided hemiparesis</w:t>
+        <w:t xml:space="preserve">Negative Marks: 0.25</w:t>
       </w:r>
     </w:p>
     <w:p>
-      <w:pPr>
-        <w:spacing w:after="0" w:before="0"/>
-      </w:pPr>
       <w:r>
-        <w:rPr>
-          <w:b w:val="0"/>
-          <w:sz w:val="22"/>
-        </w:rPr>
-        <w:t>(c) Pupils unequal and sluggish to react</w:t>
+        <w:t xml:space="preserve"/>
       </w:r>
     </w:p>
     <w:p>
-      <w:pPr>
-        <w:spacing w:after="0" w:before="0"/>
-      </w:pPr>
       <w:r>
-        <w:rPr>
-          <w:b w:val="0"/>
-          <w:sz w:val="22"/>
-        </w:rPr>
-        <w:t>(d) Blood pressure 150/90 mm Hg</w:t>
+        <w:t xml:space="preserve">Question: A nurse is calculating the infant mortality rate in a district. The formula uses:</w:t>
       </w:r>
     </w:p>
     <w:p>
-      <w:pPr>
-        <w:spacing w:after="0" w:before="40"/>
-      </w:pPr>
       <w:r>
-        <w:rPr>
-          <w:b/>
-          <w:sz w:val="22"/>
-        </w:rPr>
-        <w:t>Answer: c</w:t>
+        <w:t xml:space="preserve">(a) Deaths of infants under 1 year per 1000 live births in a year</w:t>
       </w:r>
     </w:p>
     <w:p>
-      <w:pPr>
-        <w:spacing w:after="0" w:before="0"/>
-      </w:pPr>
       <w:r>
-        <w:rPr>
-          <w:b w:val="0"/>
-          <w:sz w:val="21"/>
-        </w:rPr>
-        <w:t>Solution: Unequal, sluggish pupils are a late and ominous sign of rising intracranial pressure (uncal herniation); the other options are expected stroke deficits.</w:t>
+        <w:t xml:space="preserve">(b) Deaths under 5 years per 1000 live births</w:t>
       </w:r>
     </w:p>
     <w:p>
-      <w:pPr>
-        <w:spacing w:after="0" w:before="0"/>
-      </w:pPr>
       <w:r>
-        <w:rPr>
-          <w:b w:val="0"/>
-          <w:sz w:val="20"/>
-        </w:rPr>
-        <w:t>Positive Marks: 1</w:t>
+        <w:t xml:space="preserve">(c) Maternal deaths per 100,000 live births</w:t>
       </w:r>
     </w:p>
     <w:p>
-      <w:pPr>
-        <w:spacing w:after="160" w:before="0"/>
-      </w:pPr>
       <w:r>
-        <w:rPr>
-          <w:b w:val="0"/>
-          <w:sz w:val="20"/>
-        </w:rPr>
-        <w:t>Negative Marks: 0.25</w:t>
+        <w:t xml:space="preserve">(d) Total deaths per 1000 population</w:t>
       </w:r>
     </w:p>
     <w:p>
-      <w:pPr>
-        <w:spacing w:after="20" w:before="120"/>
-      </w:pPr>
       <w:r>
-        <w:rPr>
-          <w:b/>
-          <w:sz w:val="22"/>
-        </w:rPr>
-        <w:t>Question: A mother calls the emergency room (ER) frantically reporting that her 3-year-old girl child has found eating pills out of a bottle in the medicine cabinet. Which action should the emergency room nurse suggest to the mother?</w:t>
+        <w:t xml:space="preserve">Answer: a</w:t>
       </w:r>
     </w:p>
     <w:p>
-      <w:pPr>
-        <w:spacing w:after="0" w:before="0"/>
-      </w:pPr>
       <w:r>
-        <w:rPr>
-          <w:b w:val="0"/>
-          <w:sz w:val="22"/>
-        </w:rPr>
-        <w:t>(a) Give the child 10 ml of syrup of ipecac with a sip of water</w:t>
+        <w:t xml:space="preserve">Solution: Infant mortality rate = number of deaths of infants under 1 year of age per 1000 live births in a given year. It is a sensitive indicator of a community's health status.</w:t>
       </w:r>
     </w:p>
     <w:p>
-      <w:pPr>
-        <w:spacing w:after="0" w:before="0"/>
-      </w:pPr>
       <w:r>
-        <w:rPr>
-          <w:b w:val="0"/>
-          <w:sz w:val="22"/>
-        </w:rPr>
-        <w:t>(b) Give the child 1 cup of water to induce vomiting</w:t>
+        <w:t xml:space="preserve">Positive Marks: 1</w:t>
       </w:r>
     </w:p>
     <w:p>
-      <w:pPr>
-        <w:spacing w:after="0" w:before="0"/>
-      </w:pPr>
       <w:r>
-        <w:rPr>
-          <w:b w:val="0"/>
-          <w:sz w:val="22"/>
-        </w:rPr>
-        <w:t>(c) Bring the child to the emergency department immediately</w:t>
+        <w:t xml:space="preserve">Negative Marks: 0.25</w:t>
       </w:r>
     </w:p>
     <w:p>
-      <w:pPr>
-        <w:spacing w:after="0" w:before="0"/>
-      </w:pPr>
       <w:r>
-        <w:rPr>
-          <w:b w:val="0"/>
-          <w:sz w:val="22"/>
-        </w:rPr>
-        <w:t>(d) Give the child 15 ml of syrup of ipecac immediately</w:t>
+        <w:t xml:space="preserve"/>
       </w:r>
     </w:p>
     <w:p>
-      <w:pPr>
-        <w:spacing w:after="0" w:before="40"/>
-      </w:pPr>
       <w:r>
-        <w:rPr>
-          <w:b/>
-          <w:sz w:val="22"/>
-        </w:rPr>
-        <w:t>Answer: c</w:t>
+        <w:t xml:space="preserve">Question: A client is prescribed 250 mg of a medication. The available tablet is 500 mg. The nurse should administer:</w:t>
       </w:r>
     </w:p>
     <w:p>
-      <w:pPr>
-        <w:spacing w:after="0" w:before="0"/>
-      </w:pPr>
       <w:r>
-        <w:rPr>
-          <w:b w:val="0"/>
-          <w:sz w:val="21"/>
-        </w:rPr>
-        <w:t>Solution: According to the American Academy of Pediatrics, syrup of ipecac is no longer recommended for the routine management of pediatric poisoning. It is associated with vomiting, which can be dangerous, especially in cases of hydrocarbon or caustic substance ingestion. The first priority is to assess the child's level of consciousness, breathing, and vital signs. The nurse should instruct the mother to bring the child to the emergency department immediately. If the child is conscious, the nurse should instruct the mother to try to identify the medication and the amount the child ingested. This information will be crucial in determining the appropriate treatment for the child.</w:t>
+        <w:t xml:space="preserve">(a) Half a tablet</w:t>
       </w:r>
     </w:p>
     <w:p>
-      <w:pPr>
-        <w:spacing w:after="0" w:before="0"/>
-      </w:pPr>
       <w:r>
-        <w:rPr>
-          <w:b w:val="0"/>
-          <w:sz w:val="20"/>
-        </w:rPr>
-        <w:t>Positive Marks: 1</w:t>
+        <w:t xml:space="preserve">(b) One tablet</w:t>
       </w:r>
     </w:p>
     <w:p>
-      <w:pPr>
-        <w:spacing w:after="160" w:before="0"/>
-      </w:pPr>
       <w:r>
-        <w:rPr>
-          <w:b w:val="0"/>
-          <w:sz w:val="20"/>
-        </w:rPr>
-        <w:t>Negative Marks: 0.25</w:t>
+        <w:t xml:space="preserve">(c) Two tablets</w:t>
       </w:r>
     </w:p>
     <w:p>
-      <w:pPr>
-        <w:spacing w:after="20" w:before="120"/>
-      </w:pPr>
       <w:r>
-        <w:rPr>
-          <w:b/>
-          <w:sz w:val="22"/>
-        </w:rPr>
-        <w:t>Question: Absolute contraindicated of OCP in which condition?</w:t>
+        <w:t xml:space="preserve">(d) One and a half tablets</w:t>
       </w:r>
     </w:p>
     <w:p>
-      <w:pPr>
-        <w:spacing w:after="0" w:before="0"/>
-      </w:pPr>
       <w:r>
-        <w:rPr>
-          <w:b w:val="0"/>
-          <w:sz w:val="22"/>
-        </w:rPr>
-        <w:t>(a) Pregnancy</w:t>
+        <w:t xml:space="preserve">Answer: a</w:t>
       </w:r>
     </w:p>
     <w:p>
-      <w:pPr>
-        <w:spacing w:after="0" w:before="0"/>
-      </w:pPr>
       <w:r>
-        <w:rPr>
-          <w:b w:val="0"/>
-          <w:sz w:val="22"/>
-        </w:rPr>
-        <w:t>(b) Hypertension &amp; Diabetics</w:t>
+        <w:t xml:space="preserve">Solution: 250 mg ÷ 500 mg = 0.5, so half a tablet is given.</w:t>
       </w:r>
     </w:p>
     <w:p>
-      <w:pPr>
-        <w:spacing w:after="0" w:before="0"/>
-      </w:pPr>
       <w:r>
-        <w:rPr>
-          <w:b w:val="0"/>
-          <w:sz w:val="22"/>
-        </w:rPr>
-        <w:t>(c) Migraine with aura</w:t>
+        <w:t xml:space="preserve">Positive Marks: 1</w:t>
       </w:r>
     </w:p>
     <w:p>
-      <w:pPr>
-        <w:spacing w:after="0" w:before="0"/>
-      </w:pPr>
       <w:r>
-        <w:rPr>
-          <w:b w:val="0"/>
-          <w:sz w:val="22"/>
-        </w:rPr>
-        <w:t>(d) Venous thrombus</w:t>
+        <w:t xml:space="preserve">Negative Marks: 0.25</w:t>
       </w:r>
     </w:p>
     <w:p>
-      <w:pPr>
-        <w:spacing w:after="0" w:before="40"/>
-      </w:pPr>
       <w:r>
-        <w:rPr>
-          <w:b/>
-          <w:sz w:val="22"/>
-        </w:rPr>
-        <w:t>Answer: a</w:t>
+        <w:t xml:space="preserve"/>
       </w:r>
     </w:p>
     <w:p>
-      <w:pPr>
-        <w:spacing w:after="0" w:before="0"/>
-      </w:pPr>
       <w:r>
-        <w:rPr>
-          <w:b w:val="0"/>
-          <w:sz w:val="21"/>
-        </w:rPr>
-        <w:t>Solution: Absolute contraindication of oral contraceptive pills (OCP) includes pregnancy (option D). OCPs contain synthetic hormones that regulate the menstrual cycle and prevent pregnancy. However, they should not be used during an existing pregnancy due to the potential risks to the developing fetus. OCPs are designed to prevent pregnancy, and their use during pregnancy is not indicated. It is important for healthcare providers to screen for pregnancy before initiating OCP use and advise women to discontinue OCPs if they become pregnant. Other contraindications to OCP use include a history of blood clots, certain types of cancers, liver disease, and uncontrolled hypertension.</w:t>
+        <w:t xml:space="preserve">Question: An IV of 1000 mL is to infuse over 8 hours with a drop factor of 20 gtt/mL. The flow rate is:</w:t>
       </w:r>
     </w:p>
     <w:p>
-      <w:pPr>
-        <w:spacing w:after="0" w:before="0"/>
-      </w:pPr>
       <w:r>
-        <w:rPr>
-          <w:b w:val="0"/>
-          <w:sz w:val="20"/>
-        </w:rPr>
-        <w:t>Positive Marks: 1</w:t>
+        <w:t xml:space="preserve">(a) 42 gtt/min</w:t>
       </w:r>
     </w:p>
     <w:p>
-      <w:pPr>
-        <w:spacing w:after="160" w:before="0"/>
-      </w:pPr>
       <w:r>
-        <w:rPr>
-          <w:b w:val="0"/>
-          <w:sz w:val="20"/>
-        </w:rPr>
-        <w:t>Negative Marks: 0.25</w:t>
+        <w:t xml:space="preserve">(b) 25 gtt/min</w:t>
       </w:r>
     </w:p>
     <w:p>
-      <w:pPr>
-        <w:spacing w:after="20" w:before="120"/>
-      </w:pPr>
       <w:r>
-        <w:rPr>
-          <w:b/>
-          <w:sz w:val="22"/>
-        </w:rPr>
-        <w:t>Question: A child is on chemotherapy. The nurse should teacher the mother about the following; except:</w:t>
+        <w:t xml:space="preserve">(c) 50 gtt/min</w:t>
       </w:r>
     </w:p>
     <w:p>
-      <w:pPr>
-        <w:spacing w:after="0" w:before="0"/>
-      </w:pPr>
       <w:r>
-        <w:rPr>
-          <w:b w:val="0"/>
-          <w:sz w:val="22"/>
-        </w:rPr>
-        <w:t>(a) Sitz bath</w:t>
+        <w:t xml:space="preserve">(d) 31 gtt/min</w:t>
       </w:r>
     </w:p>
     <w:p>
-      <w:pPr>
-        <w:spacing w:after="0" w:before="0"/>
-      </w:pPr>
       <w:r>
-        <w:rPr>
-          <w:b w:val="0"/>
-          <w:sz w:val="22"/>
-        </w:rPr>
-        <w:t>(b) Avoid crowded place</w:t>
+        <w:t xml:space="preserve">Answer: a</w:t>
       </w:r>
     </w:p>
     <w:p>
-      <w:pPr>
-        <w:spacing w:after="0" w:before="0"/>
-      </w:pPr>
       <w:r>
-        <w:rPr>
-          <w:b w:val="0"/>
-          <w:sz w:val="22"/>
-        </w:rPr>
-        <w:t>(c) Brush two times</w:t>
+        <w:t xml:space="preserve">Solution: 1000 mL ÷ 480 min = 2.08 mL/min × 20 gtt/mL = 41.7 ≈ 42 gtt/min.</w:t>
       </w:r>
     </w:p>
     <w:p>
-      <w:pPr>
-        <w:spacing w:after="0" w:before="0"/>
-      </w:pPr>
       <w:r>
-        <w:rPr>
-          <w:b w:val="0"/>
-          <w:sz w:val="22"/>
-        </w:rPr>
-        <w:t>(d) Hand washing</w:t>
+        <w:t xml:space="preserve">Positive Marks: 1</w:t>
       </w:r>
     </w:p>
     <w:p>
-      <w:pPr>
-        <w:spacing w:after="0" w:before="40"/>
-      </w:pPr>
       <w:r>
-        <w:rPr>
-          <w:b/>
-          <w:sz w:val="22"/>
-        </w:rPr>
-        <w:t>Answer: a</w:t>
+        <w:t xml:space="preserve">Negative Marks: 0.25</w:t>
       </w:r>
     </w:p>
     <w:p>
-      <w:pPr>
-        <w:spacing w:after="0" w:before="0"/>
-      </w:pPr>
       <w:r>
-        <w:rPr>
-          <w:b w:val="0"/>
-          <w:sz w:val="21"/>
-        </w:rPr>
-        <w:t>Solution: The mother is taught hand washing, avoiding crowded places and oral care; a sitz bath is not relevant to chemotherapy care.</w:t>
+        <w:t xml:space="preserve"/>
       </w:r>
     </w:p>
     <w:p>
-      <w:pPr>
-        <w:spacing w:after="0" w:before="0"/>
-      </w:pPr>
       <w:r>
-        <w:rPr>
-          <w:b w:val="0"/>
-          <w:sz w:val="20"/>
-        </w:rPr>
-        <w:t>Positive Marks: 1</w:t>
+        <w:t xml:space="preserve">Question: A client with hypertension is prescribed a 2 g sodium diet. Which meal selection is most appropriate?</w:t>
       </w:r>
     </w:p>
     <w:p>
-      <w:pPr>
-        <w:spacing w:after="160" w:before="0"/>
-      </w:pPr>
       <w:r>
-        <w:rPr>
-          <w:b w:val="0"/>
-          <w:sz w:val="20"/>
-        </w:rPr>
-        <w:t>Negative Marks: 0.25</w:t>
+        <w:t xml:space="preserve">(a) Grilled chicken with steamed vegetables and unsalted rice</w:t>
       </w:r>
     </w:p>
     <w:p>
-      <w:pPr>
-        <w:spacing w:after="20" w:before="120"/>
-      </w:pPr>
       <w:r>
-        <w:rPr>
-          <w:b/>
-          <w:sz w:val="22"/>
-        </w:rPr>
-        <w:t>Question: What are the diagnostic parameters for breast abscess?</w:t>
+        <w:t xml:space="preserve">(b) Canned soup with crackers</w:t>
       </w:r>
     </w:p>
     <w:p>
-      <w:pPr>
-        <w:spacing w:after="0" w:before="0"/>
-      </w:pPr>
       <w:r>
-        <w:rPr>
-          <w:b w:val="0"/>
-          <w:sz w:val="22"/>
-        </w:rPr>
-        <w:t>(a) History, clinical examination, mammography</w:t>
+        <w:t xml:space="preserve">(c) Fast-food burger with fries</w:t>
       </w:r>
     </w:p>
     <w:p>
-      <w:pPr>
-        <w:spacing w:after="0" w:before="0"/>
-      </w:pPr>
       <w:r>
-        <w:rPr>
-          <w:b w:val="0"/>
-          <w:sz w:val="22"/>
-        </w:rPr>
-        <w:t>(b) Clinical examination, mammography and FNAC</w:t>
+        <w:t xml:space="preserve">(d) Salted popcorn</w:t>
       </w:r>
     </w:p>
     <w:p>
-      <w:pPr>
-        <w:spacing w:after="0" w:before="0"/>
-      </w:pPr>
       <w:r>
-        <w:rPr>
-          <w:b w:val="0"/>
-          <w:sz w:val="22"/>
-        </w:rPr>
-        <w:t>(c) FNAC, mammography and Biopsy</w:t>
+        <w:t xml:space="preserve">Answer: a</w:t>
       </w:r>
     </w:p>
     <w:p>
-      <w:pPr>
-        <w:spacing w:after="0" w:before="0"/>
-      </w:pPr>
       <w:r>
-        <w:rPr>
-          <w:b w:val="0"/>
-          <w:sz w:val="22"/>
-        </w:rPr>
-        <w:t>(d) Clinical examination, biopsy and FNAC</w:t>
+        <w:t xml:space="preserve">Solution: Grilled chicken, steamed vegetables, and unsalted rice are naturally low in sodium. Canned, fast, and salted foods are high in sodium.</w:t>
       </w:r>
     </w:p>
     <w:p>
-      <w:pPr>
-        <w:spacing w:after="0" w:before="40"/>
-      </w:pPr>
       <w:r>
-        <w:rPr>
-          <w:b/>
-          <w:sz w:val="22"/>
-        </w:rPr>
-        <w:t>Answer: a</w:t>
+        <w:t xml:space="preserve">Positive Marks: 1</w:t>
       </w:r>
     </w:p>
     <w:p>
-      <w:pPr>
-        <w:spacing w:after="0" w:before="0"/>
-      </w:pPr>
       <w:r>
-        <w:rPr>
-          <w:b w:val="0"/>
-          <w:sz w:val="21"/>
-        </w:rPr>
-        <w:t>Solution: The diagnostic parameters for breast abscess include history, clinical examination, and mammography (option A). A breast abscess is a localized collection of pus within the breast tissue, usually resulting from a bacterial infection. In the diagnostic process, obtaining a detailed history from the patient helps identify risk factors and symptoms associated with breast abscess. Clinical examination involves assessing the breast for signs of infection, such as redness, swelling, and tenderness. Mammography, a radiological imaging technique, is often used to evaluate the extent and characteristics of the abscess. Other diagnostic tests, such as fine-needle aspiration cytology (FNAC), may be performed to confirm the presence of pus and identify the causative organism.</w:t>
+        <w:t xml:space="preserve">Negative Marks: 0.25</w:t>
       </w:r>
     </w:p>
     <w:p>
-      <w:pPr>
-        <w:spacing w:after="0" w:before="0"/>
-      </w:pPr>
       <w:r>
-        <w:rPr>
-          <w:b w:val="0"/>
-          <w:sz w:val="20"/>
-        </w:rPr>
-        <w:t>Positive Marks: 1</w:t>
+        <w:t xml:space="preserve"/>
       </w:r>
     </w:p>
     <w:p>
-      <w:pPr>
-        <w:spacing w:after="160" w:before="0"/>
-      </w:pPr>
       <w:r>
-        <w:rPr>
-          <w:b w:val="0"/>
-          <w:sz w:val="20"/>
-        </w:rPr>
-        <w:t>Negative Marks: 0.25</w:t>
+        <w:t xml:space="preserve">Question: The nurse is conducting a research study on the effect of a new dressing on wound healing. The independent variable in this study is:</w:t>
+      </w:r>
+    </w:p>
+    <w:p>
+      <w:r>
+        <w:t xml:space="preserve">(a) The type of dressing</w:t>
+      </w:r>
+    </w:p>
+    <w:p>
+      <w:r>
+        <w:t xml:space="preserve">(b) The rate of wound healing</w:t>
+      </w:r>
+    </w:p>
+    <w:p>
+      <w:r>
+        <w:t xml:space="preserve">(c) The client's age</w:t>
+      </w:r>
+    </w:p>
+    <w:p>
+      <w:r>
+        <w:t xml:space="preserve">(d) The wound size</w:t>
+      </w:r>
+    </w:p>
+    <w:p>
+      <w:r>
+        <w:t xml:space="preserve">Answer: a</w:t>
+      </w:r>
+    </w:p>
+    <w:p>
+      <w:r>
+        <w:t xml:space="preserve">Solution: The independent variable is the intervention being manipulated (the dressing type). The dependent variable is the outcome measured (wound healing). Age and wound size are confounding variables.</w:t>
+      </w:r>
+    </w:p>
+    <w:p>
+      <w:r>
+        <w:t xml:space="preserve">Positive Marks: 1</w:t>
+      </w:r>
+    </w:p>
+    <w:p>
+      <w:r>
+        <w:t xml:space="preserve">Negative Marks: 0.25</w:t>
+      </w:r>
+    </w:p>
+    <w:p>
+      <w:r>
+        <w:t xml:space="preserve"/>
+      </w:r>
+    </w:p>
+    <w:p>
+      <w:r>
+        <w:t xml:space="preserve">Question: A nurse is delegating tasks to a nursing assistant. Which task is appropriate to delegate?</w:t>
+      </w:r>
+    </w:p>
+    <w:p>
+      <w:r>
+        <w:t xml:space="preserve">(a) Measuring routine vital signs of a stable client</w:t>
+      </w:r>
+    </w:p>
+    <w:p>
+      <w:r>
+        <w:t xml:space="preserve">(b) Administering IV medications</w:t>
+      </w:r>
+    </w:p>
+    <w:p>
+      <w:r>
+        <w:t xml:space="preserve">(c) Performing the initial nursing assessment</w:t>
+      </w:r>
+    </w:p>
+    <w:p>
+      <w:r>
+        <w:t xml:space="preserve">(d) Developing the care plan</w:t>
+      </w:r>
+    </w:p>
+    <w:p>
+      <w:r>
+        <w:t xml:space="preserve">Answer: a</w:t>
+      </w:r>
+    </w:p>
+    <w:p>
+      <w:r>
+        <w:t xml:space="preserve">Solution: Routine vital signs of a stable client can be delegated to a nursing assistant. IV medications, initial assessments, and care planning require a registered nurse.</w:t>
+      </w:r>
+    </w:p>
+    <w:p>
+      <w:r>
+        <w:t xml:space="preserve">Positive Marks: 1</w:t>
+      </w:r>
+    </w:p>
+    <w:p>
+      <w:r>
+        <w:t xml:space="preserve">Negative Marks: 0.25</w:t>
       </w:r>
     </w:p>
     <w:sectPr>
       <w:pgSz w:w="12240" w:h="15840"/>
-      <w:pgMar w:top="864" w:right="1008" w:bottom="864" w:left="1008" w:header="720" w:footer="720" w:gutter="0"/>
+      <w:pgMar w:top="1440" w:right="1800" w:bottom="1440" w:left="1800" w:header="720" w:footer="720" w:gutter="0"/>
       <w:cols w:space="720"/>
       <w:docGrid w:linePitch="360"/>
     </w:sectPr>
@@ -2535,10 +1365,6 @@
     <w:name w:val="Normal"/>
     <w:qFormat/>
     <w:rsid w:val="00FC693F"/>
-    <w:rPr>
-      <w:rFonts w:ascii="Calibri" w:hAnsi="Calibri"/>
-      <w:sz w:val="22"/>
-    </w:rPr>
   </w:style>
   <w:style w:type="paragraph" w:styleId="Header">
     <w:name w:val="header"/>
